--- a/docs/增强验证简报.docx
+++ b/docs/增强验证简报.docx
@@ -4674,15 +4674,758 @@
           <w:sz w:val="21"/>
           <w:szCs w:val="21"/>
         </w:rPr>
-        <w:t xml:space="preserve">根因：处理强度不随输入质量自适应</w:t>
-      </w:r>
-      <w:r>
-        <w:rPr>
-          <w:rFonts w:ascii="Times New Roman" w:eastAsia="SimSun"/>
-          <w:sz w:val="21"/>
-          <w:szCs w:val="21"/>
-        </w:rPr>
-        <w:t xml:space="preserve">——输入越干净，模型仍按固定强度抑制，把有用信号一起削弱；</w:t>
+        <w:t xml:space="preserve">该档的准确刻画：收益可忽略 + 损伤风险真实</w:t>
+      </w:r>
+      <w:r>
+        <w:rPr>
+          <w:rFonts w:ascii="Times New Roman" w:eastAsia="SimSun"/>
+          <w:sz w:val="21"/>
+          <w:szCs w:val="21"/>
+        </w:rPr>
+        <w:t xml:space="preserve">（注：此前"增益为负"的表述已修正——对 UL-UNAS 不成立）：</w:t>
+      </w:r>
+    </w:p>
+    <w:tbl>
+      <w:tblPr>
+        <w:tblW w:type="pct" w:w="100%"/>
+        <w:tblBorders>
+          <w:top w:val="single" w:color="BFBFBF" w:sz="4"/>
+          <w:left w:val="single" w:color="BFBFBF" w:sz="4"/>
+          <w:bottom w:val="single" w:color="BFBFBF" w:sz="4"/>
+          <w:right w:val="single" w:color="BFBFBF" w:sz="4"/>
+          <w:insideH w:val="single" w:color="BFBFBF" w:sz="4"/>
+          <w:insideV w:val="single" w:color="BFBFBF" w:sz="4"/>
+        </w:tblBorders>
+        <w:tblLayout w:type="fixed"/>
+      </w:tblPr>
+      <w:tblGrid>
+        <w:gridCol w:w="1724"/>
+        <w:gridCol w:w="2586"/>
+        <w:gridCol w:w="1533"/>
+        <w:gridCol w:w="1533"/>
+        <w:gridCol w:w="950"/>
+        <w:gridCol w:w="958"/>
+      </w:tblGrid>
+      <w:tr>
+        <w:trPr>
+          <w:cantSplit/>
+          <w:tblHeader/>
+        </w:trPr>
+        <w:tc>
+          <w:tcPr>
+            <w:shd w:fill="E8EEF7" w:color="auto" w:val="clear"/>
+            <w:tcMar>
+              <w:top w:type="dxa" w:w="40"/>
+              <w:left w:type="dxa" w:w="70"/>
+              <w:bottom w:type="dxa" w:w="40"/>
+              <w:right w:type="dxa" w:w="70"/>
+            </w:tcMar>
+            <w:vAlign w:val="center"/>
+          </w:tcPr>
+          <w:p>
+            <w:pPr>
+              <w:spacing w:after="0" w:before="0" w:line="260"/>
+              <w:jc w:val="center"/>
+            </w:pPr>
+            <w:r>
+              <w:rPr>
+                <w:rFonts w:ascii="Times New Roman" w:eastAsia="SimSun"/>
+                <w:b/>
+                <w:bCs/>
+                <w:color w:val="1F3864"/>
+                <w:sz w:val="18"/>
+                <w:szCs w:val="18"/>
+              </w:rPr>
+              <w:t xml:space="preserve">+25 dB 档</w:t>
+            </w:r>
+          </w:p>
+        </w:tc>
+        <w:tc>
+          <w:tcPr>
+            <w:shd w:fill="E8EEF7" w:color="auto" w:val="clear"/>
+            <w:tcMar>
+              <w:top w:type="dxa" w:w="40"/>
+              <w:left w:type="dxa" w:w="70"/>
+              <w:bottom w:type="dxa" w:w="40"/>
+              <w:right w:type="dxa" w:w="70"/>
+            </w:tcMar>
+            <w:vAlign w:val="center"/>
+          </w:tcPr>
+          <w:p>
+            <w:pPr>
+              <w:spacing w:after="0" w:before="0" w:line="260"/>
+              <w:jc w:val="center"/>
+            </w:pPr>
+            <w:r>
+              <w:rPr>
+                <w:rFonts w:ascii="Times New Roman" w:eastAsia="SimSun"/>
+                <w:b/>
+                <w:bCs/>
+                <w:color w:val="1F3864"/>
+                <w:sz w:val="18"/>
+                <w:szCs w:val="18"/>
+              </w:rPr>
+              <w:t xml:space="preserve">平均ΔSI-SDR</w:t>
+            </w:r>
+          </w:p>
+        </w:tc>
+        <w:tc>
+          <w:tcPr>
+            <w:shd w:fill="E8EEF7" w:color="auto" w:val="clear"/>
+            <w:tcMar>
+              <w:top w:type="dxa" w:w="40"/>
+              <w:left w:type="dxa" w:w="70"/>
+              <w:bottom w:type="dxa" w:w="40"/>
+              <w:right w:type="dxa" w:w="70"/>
+            </w:tcMar>
+            <w:vAlign w:val="center"/>
+          </w:tcPr>
+          <w:p>
+            <w:pPr>
+              <w:spacing w:after="0" w:before="0" w:line="260"/>
+              <w:jc w:val="center"/>
+            </w:pPr>
+            <w:r>
+              <w:rPr>
+                <w:rFonts w:ascii="Times New Roman" w:eastAsia="SimSun"/>
+                <w:b/>
+                <w:bCs/>
+                <w:color w:val="1F3864"/>
+                <w:sz w:val="18"/>
+                <w:szCs w:val="18"/>
+              </w:rPr>
+              <w:t xml:space="preserve">效应量 d</w:t>
+            </w:r>
+          </w:p>
+        </w:tc>
+        <w:tc>
+          <w:tcPr>
+            <w:shd w:fill="E8EEF7" w:color="auto" w:val="clear"/>
+            <w:tcMar>
+              <w:top w:type="dxa" w:w="40"/>
+              <w:left w:type="dxa" w:w="70"/>
+              <w:bottom w:type="dxa" w:w="40"/>
+              <w:right w:type="dxa" w:w="70"/>
+            </w:tcMar>
+            <w:vAlign w:val="center"/>
+          </w:tcPr>
+          <w:p>
+            <w:pPr>
+              <w:spacing w:after="0" w:before="0" w:line="260"/>
+              <w:jc w:val="center"/>
+            </w:pPr>
+            <w:r>
+              <w:rPr>
+                <w:rFonts w:ascii="Times New Roman" w:eastAsia="SimSun"/>
+                <w:b/>
+                <w:bCs/>
+                <w:color w:val="1F3864"/>
+                <w:sz w:val="18"/>
+                <w:szCs w:val="18"/>
+              </w:rPr>
+              <w:t xml:space="preserve">95% 置信区间</w:t>
+            </w:r>
+          </w:p>
+        </w:tc>
+        <w:tc>
+          <w:tcPr>
+            <w:shd w:fill="E8EEF7" w:color="auto" w:val="clear"/>
+            <w:tcMar>
+              <w:top w:type="dxa" w:w="40"/>
+              <w:left w:type="dxa" w:w="70"/>
+              <w:bottom w:type="dxa" w:w="40"/>
+              <w:right w:type="dxa" w:w="70"/>
+            </w:tcMar>
+            <w:vAlign w:val="center"/>
+          </w:tcPr>
+          <w:p>
+            <w:pPr>
+              <w:spacing w:after="0" w:before="0" w:line="260"/>
+              <w:jc w:val="center"/>
+            </w:pPr>
+            <w:r>
+              <w:rPr>
+                <w:rFonts w:ascii="Times New Roman" w:eastAsia="SimSun"/>
+                <w:b/>
+                <w:bCs/>
+                <w:color w:val="1F3864"/>
+                <w:sz w:val="18"/>
+                <w:szCs w:val="18"/>
+              </w:rPr>
+              <w:t xml:space="preserve">不劣化率</w:t>
+            </w:r>
+          </w:p>
+        </w:tc>
+        <w:tc>
+          <w:tcPr>
+            <w:shd w:fill="E8EEF7" w:color="auto" w:val="clear"/>
+            <w:tcMar>
+              <w:top w:type="dxa" w:w="40"/>
+              <w:left w:type="dxa" w:w="70"/>
+              <w:bottom w:type="dxa" w:w="40"/>
+              <w:right w:type="dxa" w:w="70"/>
+            </w:tcMar>
+            <w:vAlign w:val="center"/>
+          </w:tcPr>
+          <w:p>
+            <w:pPr>
+              <w:spacing w:after="0" w:before="0" w:line="260"/>
+              <w:jc w:val="center"/>
+            </w:pPr>
+            <w:r>
+              <w:rPr>
+                <w:rFonts w:ascii="Times New Roman" w:eastAsia="SimSun"/>
+                <w:b/>
+                <w:bCs/>
+                <w:color w:val="1F3864"/>
+                <w:sz w:val="18"/>
+                <w:szCs w:val="18"/>
+              </w:rPr>
+              <w:t xml:space="preserve">显著劣化率</w:t>
+            </w:r>
+          </w:p>
+        </w:tc>
+      </w:tr>
+      <w:tr>
+        <w:trPr>
+          <w:cantSplit/>
+          <w:tblHeader w:val="false"/>
+        </w:trPr>
+        <w:tc>
+          <w:tcPr>
+            <w:tcMar>
+              <w:top w:type="dxa" w:w="40"/>
+              <w:left w:type="dxa" w:w="70"/>
+              <w:bottom w:type="dxa" w:w="40"/>
+              <w:right w:type="dxa" w:w="70"/>
+            </w:tcMar>
+            <w:vAlign w:val="center"/>
+          </w:tcPr>
+          <w:p>
+            <w:pPr>
+              <w:spacing w:after="0" w:before="0" w:line="260"/>
+              <w:jc w:val="left"/>
+            </w:pPr>
+            <w:r>
+              <w:rPr>
+                <w:rFonts w:ascii="Times New Roman" w:eastAsia="SimSun"/>
+                <w:b/>
+                <w:bCs/>
+                <w:color w:val="000000"/>
+                <w:sz w:val="18"/>
+                <w:szCs w:val="18"/>
+              </w:rPr>
+              <w:t xml:space="preserve">旁路（什么都不做）</w:t>
+            </w:r>
+          </w:p>
+        </w:tc>
+        <w:tc>
+          <w:tcPr>
+            <w:tcMar>
+              <w:top w:type="dxa" w:w="40"/>
+              <w:left w:type="dxa" w:w="70"/>
+              <w:bottom w:type="dxa" w:w="40"/>
+              <w:right w:type="dxa" w:w="70"/>
+            </w:tcMar>
+            <w:vAlign w:val="center"/>
+          </w:tcPr>
+          <w:p>
+            <w:pPr>
+              <w:spacing w:after="0" w:before="0" w:line="260"/>
+              <w:jc w:val="left"/>
+            </w:pPr>
+            <w:r>
+              <w:rPr>
+                <w:rFonts w:ascii="Times New Roman" w:eastAsia="SimSun"/>
+                <w:b w:val="false"/>
+                <w:bCs w:val="false"/>
+                <w:color w:val="000000"/>
+                <w:sz w:val="18"/>
+                <w:szCs w:val="18"/>
+              </w:rPr>
+              <w:t xml:space="preserve">0.00</w:t>
+            </w:r>
+          </w:p>
+        </w:tc>
+        <w:tc>
+          <w:tcPr>
+            <w:tcMar>
+              <w:top w:type="dxa" w:w="40"/>
+              <w:left w:type="dxa" w:w="70"/>
+              <w:bottom w:type="dxa" w:w="40"/>
+              <w:right w:type="dxa" w:w="70"/>
+            </w:tcMar>
+            <w:vAlign w:val="center"/>
+          </w:tcPr>
+          <w:p>
+            <w:pPr>
+              <w:spacing w:after="0" w:before="0" w:line="260"/>
+              <w:jc w:val="left"/>
+            </w:pPr>
+            <w:r>
+              <w:rPr>
+                <w:rFonts w:ascii="Times New Roman" w:eastAsia="SimSun"/>
+                <w:b w:val="false"/>
+                <w:bCs w:val="false"/>
+                <w:color w:val="000000"/>
+                <w:sz w:val="18"/>
+                <w:szCs w:val="18"/>
+              </w:rPr>
+              <w:t xml:space="preserve">—</w:t>
+            </w:r>
+          </w:p>
+        </w:tc>
+        <w:tc>
+          <w:tcPr>
+            <w:tcMar>
+              <w:top w:type="dxa" w:w="40"/>
+              <w:left w:type="dxa" w:w="70"/>
+              <w:bottom w:type="dxa" w:w="40"/>
+              <w:right w:type="dxa" w:w="70"/>
+            </w:tcMar>
+            <w:vAlign w:val="center"/>
+          </w:tcPr>
+          <w:p>
+            <w:pPr>
+              <w:spacing w:after="0" w:before="0" w:line="260"/>
+              <w:jc w:val="left"/>
+            </w:pPr>
+            <w:r>
+              <w:rPr>
+                <w:rFonts w:ascii="Times New Roman" w:eastAsia="SimSun"/>
+                <w:b w:val="false"/>
+                <w:bCs w:val="false"/>
+                <w:color w:val="000000"/>
+                <w:sz w:val="18"/>
+                <w:szCs w:val="18"/>
+              </w:rPr>
+              <w:t xml:space="preserve">—</w:t>
+            </w:r>
+          </w:p>
+        </w:tc>
+        <w:tc>
+          <w:tcPr>
+            <w:tcMar>
+              <w:top w:type="dxa" w:w="40"/>
+              <w:left w:type="dxa" w:w="70"/>
+              <w:bottom w:type="dxa" w:w="40"/>
+              <w:right w:type="dxa" w:w="70"/>
+            </w:tcMar>
+            <w:vAlign w:val="center"/>
+          </w:tcPr>
+          <w:p>
+            <w:pPr>
+              <w:spacing w:after="0" w:before="0" w:line="260"/>
+              <w:jc w:val="left"/>
+            </w:pPr>
+            <w:r>
+              <w:rPr>
+                <w:rFonts w:ascii="Times New Roman" w:eastAsia="SimSun"/>
+                <w:b/>
+                <w:bCs/>
+                <w:color w:val="000000"/>
+                <w:sz w:val="18"/>
+                <w:szCs w:val="18"/>
+              </w:rPr>
+              <w:t xml:space="preserve">100%</w:t>
+            </w:r>
+          </w:p>
+        </w:tc>
+        <w:tc>
+          <w:tcPr>
+            <w:tcMar>
+              <w:top w:type="dxa" w:w="40"/>
+              <w:left w:type="dxa" w:w="70"/>
+              <w:bottom w:type="dxa" w:w="40"/>
+              <w:right w:type="dxa" w:w="70"/>
+            </w:tcMar>
+            <w:vAlign w:val="center"/>
+          </w:tcPr>
+          <w:p>
+            <w:pPr>
+              <w:spacing w:after="0" w:before="0" w:line="260"/>
+              <w:jc w:val="left"/>
+            </w:pPr>
+            <w:r>
+              <w:rPr>
+                <w:rFonts w:ascii="Times New Roman" w:eastAsia="SimSun"/>
+                <w:b w:val="false"/>
+                <w:bCs w:val="false"/>
+                <w:color w:val="000000"/>
+                <w:sz w:val="18"/>
+                <w:szCs w:val="18"/>
+              </w:rPr>
+              <w:t xml:space="preserve">0%</w:t>
+            </w:r>
+          </w:p>
+        </w:tc>
+      </w:tr>
+      <w:tr>
+        <w:trPr>
+          <w:cantSplit/>
+          <w:tblHeader w:val="false"/>
+        </w:trPr>
+        <w:tc>
+          <w:tcPr>
+            <w:tcMar>
+              <w:top w:type="dxa" w:w="40"/>
+              <w:left w:type="dxa" w:w="70"/>
+              <w:bottom w:type="dxa" w:w="40"/>
+              <w:right w:type="dxa" w:w="70"/>
+            </w:tcMar>
+            <w:vAlign w:val="center"/>
+          </w:tcPr>
+          <w:p>
+            <w:pPr>
+              <w:spacing w:after="0" w:before="0" w:line="260"/>
+              <w:jc w:val="left"/>
+            </w:pPr>
+            <w:r>
+              <w:rPr>
+                <w:rFonts w:ascii="Times New Roman" w:eastAsia="SimSun"/>
+                <w:b w:val="false"/>
+                <w:bCs w:val="false"/>
+                <w:color w:val="000000"/>
+                <w:sz w:val="18"/>
+                <w:szCs w:val="18"/>
+              </w:rPr>
+              <w:t xml:space="preserve">UL-UNAS</w:t>
+            </w:r>
+          </w:p>
+        </w:tc>
+        <w:tc>
+          <w:tcPr>
+            <w:tcMar>
+              <w:top w:type="dxa" w:w="40"/>
+              <w:left w:type="dxa" w:w="70"/>
+              <w:bottom w:type="dxa" w:w="40"/>
+              <w:right w:type="dxa" w:w="70"/>
+            </w:tcMar>
+            <w:vAlign w:val="center"/>
+          </w:tcPr>
+          <w:p>
+            <w:pPr>
+              <w:spacing w:after="0" w:before="0" w:line="260"/>
+              <w:jc w:val="left"/>
+            </w:pPr>
+            <w:r>
+              <w:rPr>
+                <w:rFonts w:ascii="Times New Roman" w:eastAsia="SimSun"/>
+                <w:b w:val="false"/>
+                <w:bCs w:val="false"/>
+                <w:color w:val="000000"/>
+                <w:sz w:val="18"/>
+                <w:szCs w:val="18"/>
+              </w:rPr>
+              <w:t xml:space="preserve">+0.42（t=3.9，统计显著）</w:t>
+            </w:r>
+          </w:p>
+        </w:tc>
+        <w:tc>
+          <w:tcPr>
+            <w:tcMar>
+              <w:top w:type="dxa" w:w="40"/>
+              <w:left w:type="dxa" w:w="70"/>
+              <w:bottom w:type="dxa" w:w="40"/>
+              <w:right w:type="dxa" w:w="70"/>
+            </w:tcMar>
+            <w:vAlign w:val="center"/>
+          </w:tcPr>
+          <w:p>
+            <w:pPr>
+              <w:spacing w:after="0" w:before="0" w:line="260"/>
+              <w:jc w:val="left"/>
+            </w:pPr>
+            <w:r>
+              <w:rPr>
+                <w:rFonts w:ascii="Times New Roman" w:eastAsia="SimSun"/>
+                <w:b/>
+                <w:bCs/>
+                <w:color w:val="000000"/>
+                <w:sz w:val="18"/>
+                <w:szCs w:val="18"/>
+              </w:rPr>
+              <w:t xml:space="preserve">0.10（可忽略）</w:t>
+            </w:r>
+          </w:p>
+        </w:tc>
+        <w:tc>
+          <w:tcPr>
+            <w:tcMar>
+              <w:top w:type="dxa" w:w="40"/>
+              <w:left w:type="dxa" w:w="70"/>
+              <w:bottom w:type="dxa" w:w="40"/>
+              <w:right w:type="dxa" w:w="70"/>
+            </w:tcMar>
+            <w:vAlign w:val="center"/>
+          </w:tcPr>
+          <w:p>
+            <w:pPr>
+              <w:spacing w:after="0" w:before="0" w:line="260"/>
+              <w:jc w:val="left"/>
+            </w:pPr>
+            <w:r>
+              <w:rPr>
+                <w:rFonts w:ascii="Times New Roman" w:eastAsia="SimSun"/>
+                <w:b w:val="false"/>
+                <w:bCs w:val="false"/>
+                <w:color w:val="000000"/>
+                <w:sz w:val="18"/>
+                <w:szCs w:val="18"/>
+              </w:rPr>
+              <w:t xml:space="preserve">[+0.21, +0.63]</w:t>
+            </w:r>
+          </w:p>
+        </w:tc>
+        <w:tc>
+          <w:tcPr>
+            <w:tcMar>
+              <w:top w:type="dxa" w:w="40"/>
+              <w:left w:type="dxa" w:w="70"/>
+              <w:bottom w:type="dxa" w:w="40"/>
+              <w:right w:type="dxa" w:w="70"/>
+            </w:tcMar>
+            <w:vAlign w:val="center"/>
+          </w:tcPr>
+          <w:p>
+            <w:pPr>
+              <w:spacing w:after="0" w:before="0" w:line="260"/>
+              <w:jc w:val="left"/>
+            </w:pPr>
+            <w:r>
+              <w:rPr>
+                <w:rFonts w:ascii="Times New Roman" w:eastAsia="SimSun"/>
+                <w:b/>
+                <w:bCs/>
+                <w:color w:val="000000"/>
+                <w:sz w:val="18"/>
+                <w:szCs w:val="18"/>
+              </w:rPr>
+              <w:t xml:space="preserve">62%</w:t>
+            </w:r>
+          </w:p>
+        </w:tc>
+        <w:tc>
+          <w:tcPr>
+            <w:tcMar>
+              <w:top w:type="dxa" w:w="40"/>
+              <w:left w:type="dxa" w:w="70"/>
+              <w:bottom w:type="dxa" w:w="40"/>
+              <w:right w:type="dxa" w:w="70"/>
+            </w:tcMar>
+            <w:vAlign w:val="center"/>
+          </w:tcPr>
+          <w:p>
+            <w:pPr>
+              <w:spacing w:after="0" w:before="0" w:line="260"/>
+              <w:jc w:val="left"/>
+            </w:pPr>
+            <w:r>
+              <w:rPr>
+                <w:rFonts w:ascii="Times New Roman" w:eastAsia="SimSun"/>
+                <w:b/>
+                <w:bCs/>
+                <w:color w:val="000000"/>
+                <w:sz w:val="18"/>
+                <w:szCs w:val="18"/>
+              </w:rPr>
+              <w:t xml:space="preserve">13%</w:t>
+            </w:r>
+          </w:p>
+        </w:tc>
+      </w:tr>
+      <w:tr>
+        <w:trPr>
+          <w:cantSplit/>
+          <w:tblHeader w:val="false"/>
+        </w:trPr>
+        <w:tc>
+          <w:tcPr>
+            <w:tcMar>
+              <w:top w:type="dxa" w:w="40"/>
+              <w:left w:type="dxa" w:w="70"/>
+              <w:bottom w:type="dxa" w:w="40"/>
+              <w:right w:type="dxa" w:w="70"/>
+            </w:tcMar>
+            <w:vAlign w:val="center"/>
+          </w:tcPr>
+          <w:p>
+            <w:pPr>
+              <w:spacing w:after="0" w:before="0" w:line="260"/>
+              <w:jc w:val="left"/>
+            </w:pPr>
+            <w:r>
+              <w:rPr>
+                <w:rFonts w:ascii="Times New Roman" w:eastAsia="SimSun"/>
+                <w:b w:val="false"/>
+                <w:bCs w:val="false"/>
+                <w:color w:val="000000"/>
+                <w:sz w:val="18"/>
+                <w:szCs w:val="18"/>
+              </w:rPr>
+              <w:t xml:space="preserve">GTCRN</w:t>
+            </w:r>
+          </w:p>
+        </w:tc>
+        <w:tc>
+          <w:tcPr>
+            <w:tcMar>
+              <w:top w:type="dxa" w:w="40"/>
+              <w:left w:type="dxa" w:w="70"/>
+              <w:bottom w:type="dxa" w:w="40"/>
+              <w:right w:type="dxa" w:w="70"/>
+            </w:tcMar>
+            <w:vAlign w:val="center"/>
+          </w:tcPr>
+          <w:p>
+            <w:pPr>
+              <w:spacing w:after="0" w:before="0" w:line="260"/>
+              <w:jc w:val="left"/>
+            </w:pPr>
+            <w:r>
+              <w:rPr>
+                <w:rFonts w:ascii="Times New Roman" w:eastAsia="SimSun"/>
+                <w:b w:val="false"/>
+                <w:bCs w:val="false"/>
+                <w:color w:val="000000"/>
+                <w:sz w:val="18"/>
+                <w:szCs w:val="18"/>
+              </w:rPr>
+              <w:t xml:space="preserve">−0.36（t=−3.7，显著为负）</w:t>
+            </w:r>
+          </w:p>
+        </w:tc>
+        <w:tc>
+          <w:tcPr>
+            <w:tcMar>
+              <w:top w:type="dxa" w:w="40"/>
+              <w:left w:type="dxa" w:w="70"/>
+              <w:bottom w:type="dxa" w:w="40"/>
+              <w:right w:type="dxa" w:w="70"/>
+            </w:tcMar>
+            <w:vAlign w:val="center"/>
+          </w:tcPr>
+          <w:p>
+            <w:pPr>
+              <w:spacing w:after="0" w:before="0" w:line="260"/>
+              <w:jc w:val="left"/>
+            </w:pPr>
+            <w:r>
+              <w:rPr>
+                <w:rFonts w:ascii="Times New Roman" w:eastAsia="SimSun"/>
+                <w:b w:val="false"/>
+                <w:bCs w:val="false"/>
+                <w:color w:val="000000"/>
+                <w:sz w:val="18"/>
+                <w:szCs w:val="18"/>
+              </w:rPr>
+              <w:t xml:space="preserve">−0.09（可忽略）</w:t>
+            </w:r>
+          </w:p>
+        </w:tc>
+        <w:tc>
+          <w:tcPr>
+            <w:tcMar>
+              <w:top w:type="dxa" w:w="40"/>
+              <w:left w:type="dxa" w:w="70"/>
+              <w:bottom w:type="dxa" w:w="40"/>
+              <w:right w:type="dxa" w:w="70"/>
+            </w:tcMar>
+            <w:vAlign w:val="center"/>
+          </w:tcPr>
+          <w:p>
+            <w:pPr>
+              <w:spacing w:after="0" w:before="0" w:line="260"/>
+              <w:jc w:val="left"/>
+            </w:pPr>
+            <w:r>
+              <w:rPr>
+                <w:rFonts w:ascii="Times New Roman" w:eastAsia="SimSun"/>
+                <w:b w:val="false"/>
+                <w:bCs w:val="false"/>
+                <w:color w:val="000000"/>
+                <w:sz w:val="18"/>
+                <w:szCs w:val="18"/>
+              </w:rPr>
+              <w:t xml:space="preserve">[−0.56, −0.17]</w:t>
+            </w:r>
+          </w:p>
+        </w:tc>
+        <w:tc>
+          <w:tcPr>
+            <w:tcMar>
+              <w:top w:type="dxa" w:w="40"/>
+              <w:left w:type="dxa" w:w="70"/>
+              <w:bottom w:type="dxa" w:w="40"/>
+              <w:right w:type="dxa" w:w="70"/>
+            </w:tcMar>
+            <w:vAlign w:val="center"/>
+          </w:tcPr>
+          <w:p>
+            <w:pPr>
+              <w:spacing w:after="0" w:before="0" w:line="260"/>
+              <w:jc w:val="left"/>
+            </w:pPr>
+            <w:r>
+              <w:rPr>
+                <w:rFonts w:ascii="Times New Roman" w:eastAsia="SimSun"/>
+                <w:b/>
+                <w:bCs/>
+                <w:color w:val="000000"/>
+                <w:sz w:val="18"/>
+                <w:szCs w:val="18"/>
+              </w:rPr>
+              <w:t xml:space="preserve">51%</w:t>
+            </w:r>
+          </w:p>
+        </w:tc>
+        <w:tc>
+          <w:tcPr>
+            <w:tcMar>
+              <w:top w:type="dxa" w:w="40"/>
+              <w:left w:type="dxa" w:w="70"/>
+              <w:bottom w:type="dxa" w:w="40"/>
+              <w:right w:type="dxa" w:w="70"/>
+            </w:tcMar>
+            <w:vAlign w:val="center"/>
+          </w:tcPr>
+          <w:p>
+            <w:pPr>
+              <w:spacing w:after="0" w:before="0" w:line="260"/>
+              <w:jc w:val="left"/>
+            </w:pPr>
+            <w:r>
+              <w:rPr>
+                <w:rFonts w:ascii="Times New Roman" w:eastAsia="SimSun"/>
+                <w:b/>
+                <w:bCs/>
+                <w:color w:val="000000"/>
+                <w:sz w:val="18"/>
+                <w:szCs w:val="18"/>
+              </w:rPr>
+              <w:t xml:space="preserve">16%</w:t>
+            </w:r>
+          </w:p>
+        </w:tc>
+      </w:tr>
+    </w:tbl>
+    <w:p>
+      <w:pPr>
+        <w:spacing w:after="120"/>
+      </w:pPr>
+    </w:p>
+    <w:p>
+      <w:pPr>
+        <w:spacing w:after="20" w:before="20" w:line="300"/>
+        <w:ind w:left="420" w:hanging="210"/>
+      </w:pPr>
+      <w:r>
+        <w:rPr>
+          <w:rFonts w:ascii="Times New Roman" w:eastAsia="SimSun"/>
+          <w:sz w:val="21"/>
+          <w:szCs w:val="21"/>
+        </w:rPr>
+        <w:t xml:space="preserve">• UL-UNAS 的 +0.42 dB 虽在统计上显著为正，但</w:t>
       </w:r>
       <w:r>
         <w:rPr>
@@ -4692,15 +5435,83 @@
           <w:sz w:val="21"/>
           <w:szCs w:val="21"/>
         </w:rPr>
-        <w:t xml:space="preserve">谱失真由改善转为恶化</w:t>
-      </w:r>
-      <w:r>
-        <w:rPr>
-          <w:rFonts w:ascii="Times New Roman" w:eastAsia="SimSun"/>
-          <w:sz w:val="21"/>
-          <w:szCs w:val="21"/>
-        </w:rPr>
-        <w:t xml:space="preserve">（UL-UNAS 的 ΔLSD 从 −9.58 dB 升到 +1.31 dB）；</w:t>
+        <w:t xml:space="preserve">效应量仅 0.10</w:t>
+      </w:r>
+      <w:r>
+        <w:rPr>
+          <w:rFonts w:ascii="Times New Roman" w:eastAsia="SimSun"/>
+          <w:sz w:val="21"/>
+          <w:szCs w:val="21"/>
+        </w:rPr>
+        <w:t xml:space="preserve">（惯例 |d|&lt;0.2 属"可忽略"），且</w:t>
+      </w:r>
+      <w:r>
+        <w:rPr>
+          <w:rFonts w:ascii="Times New Roman" w:eastAsia="SimSun"/>
+          <w:b/>
+          <w:bCs/>
+          <w:sz w:val="21"/>
+          <w:szCs w:val="21"/>
+        </w:rPr>
+        <w:t xml:space="preserve">标准差 4.14 dB 是均值的 10 倍</w:t>
+      </w:r>
+      <w:r>
+        <w:rPr>
+          <w:rFonts w:ascii="Times New Roman" w:eastAsia="SimSun"/>
+          <w:sz w:val="21"/>
+          <w:szCs w:val="21"/>
+        </w:rPr>
+        <w:t xml:space="preserve"> → 行为不可预测；</w:t>
+      </w:r>
+    </w:p>
+    <w:p>
+      <w:pPr>
+        <w:spacing w:after="20" w:before="20" w:line="300"/>
+        <w:ind w:left="420" w:hanging="210"/>
+      </w:pPr>
+      <w:r>
+        <w:rPr>
+          <w:rFonts w:ascii="Times New Roman" w:eastAsia="SimSun"/>
+          <w:sz w:val="21"/>
+          <w:szCs w:val="21"/>
+        </w:rPr>
+        <w:t xml:space="preserve">• </w:t>
+      </w:r>
+      <w:r>
+        <w:rPr>
+          <w:rFonts w:ascii="Times New Roman" w:eastAsia="SimSun"/>
+          <w:b/>
+          <w:bCs/>
+          <w:sz w:val="21"/>
+          <w:szCs w:val="21"/>
+        </w:rPr>
+        <w:t xml:space="preserve">38%（UL-UNAS）/ 49%（GTCRN）的样本变差、13% / 16% 显著劣化</w:t>
+      </w:r>
+      <w:r>
+        <w:rPr>
+          <w:rFonts w:ascii="Times New Roman" w:eastAsia="SimSun"/>
+          <w:sz w:val="21"/>
+          <w:szCs w:val="21"/>
+        </w:rPr>
+        <w:t xml:space="preserve">，而"旁路"是 0% 劣化 → </w:t>
+      </w:r>
+      <w:r>
+        <w:rPr>
+          <w:rFonts w:ascii="Times New Roman" w:eastAsia="SimSun"/>
+          <w:b/>
+          <w:bCs/>
+          <w:sz w:val="21"/>
+          <w:szCs w:val="21"/>
+        </w:rPr>
+        <w:t xml:space="preserve">该档不应增强，应旁路</w:t>
+      </w:r>
+      <w:r>
+        <w:rPr>
+          <w:rFonts w:ascii="Times New Roman" w:eastAsia="SimSun"/>
+          <w:sz w:val="21"/>
+          <w:szCs w:val="21"/>
+        </w:rPr>
+        <w:t xml:space="preserve">；</w:t>
       </w:r>
     </w:p>
     <w:p>
@@ -4724,15 +5535,15 @@
           <w:sz w:val="21"/>
           <w:szCs w:val="21"/>
         </w:rPr>
-        <w:t xml:space="preserve">临界点在 20–25 dB 之间</w:t>
-      </w:r>
-      <w:r>
-        <w:rPr>
-          <w:rFonts w:ascii="Times New Roman" w:eastAsia="SimSun"/>
-          <w:sz w:val="21"/>
-          <w:szCs w:val="21"/>
-        </w:rPr>
-        <w:t xml:space="preserve">，恰好与官方 Track 1 轻噪声条件的 SNR 区间（10–25 dB）交叠 → </w:t>
+        <w:t xml:space="preserve">根因：处理强度不随输入质量自适应</w:t>
+      </w:r>
+      <w:r>
+        <w:rPr>
+          <w:rFonts w:ascii="Times New Roman" w:eastAsia="SimSun"/>
+          <w:sz w:val="21"/>
+          <w:szCs w:val="21"/>
+        </w:rPr>
+        <w:t xml:space="preserve">——输入越干净，模型仍按固定强度抑制，把有用信号一并削弱；</w:t>
       </w:r>
       <w:r>
         <w:rPr>
@@ -4742,15 +5553,15 @@
           <w:sz w:val="21"/>
           <w:szCs w:val="21"/>
         </w:rPr>
-        <w:t xml:space="preserve">该问题在比赛数据上真实存在</w:t>
-      </w:r>
-      <w:r>
-        <w:rPr>
-          <w:rFonts w:ascii="Times New Roman" w:eastAsia="SimSun"/>
-          <w:sz w:val="21"/>
-          <w:szCs w:val="21"/>
-        </w:rPr>
-        <w:t xml:space="preserve">；</w:t>
+        <w:t xml:space="preserve">谱失真由改善转为恶化</w:t>
+      </w:r>
+      <w:r>
+        <w:rPr>
+          <w:rFonts w:ascii="Times New Roman" w:eastAsia="SimSun"/>
+          <w:sz w:val="21"/>
+          <w:szCs w:val="21"/>
+        </w:rPr>
+        <w:t xml:space="preserve">（UL-UNAS 的 ΔLSD：−9.58 dB → +1.31 dB；经独立复算验证为 −9.69 → +2.38 dB，见 §7.3）；</w:t>
       </w:r>
     </w:p>
     <w:p>
@@ -4774,6 +5585,428 @@
           <w:sz w:val="21"/>
           <w:szCs w:val="21"/>
         </w:rPr>
+        <w:t xml:space="preserve">可用区间判据：用效应量 d 划界</w:t>
+      </w:r>
+      <w:r>
+        <w:rPr>
+          <w:rFonts w:ascii="Times New Roman" w:eastAsia="SimSun"/>
+          <w:sz w:val="21"/>
+          <w:szCs w:val="21"/>
+        </w:rPr>
+        <w:t xml:space="preserve">（d≥0.6 才算真正有收益）：</w:t>
+      </w:r>
+    </w:p>
+    <w:tbl>
+      <w:tblPr>
+        <w:tblW w:type="pct" w:w="100%"/>
+        <w:tblBorders>
+          <w:top w:val="single" w:color="BFBFBF" w:sz="4"/>
+          <w:left w:val="single" w:color="BFBFBF" w:sz="4"/>
+          <w:bottom w:val="single" w:color="BFBFBF" w:sz="4"/>
+          <w:right w:val="single" w:color="BFBFBF" w:sz="4"/>
+          <w:insideH w:val="single" w:color="BFBFBF" w:sz="4"/>
+          <w:insideV w:val="single" w:color="BFBFBF" w:sz="4"/>
+        </w:tblBorders>
+      </w:tblPr>
+      <w:tblGrid>
+        <w:gridCol w:w="100"/>
+        <w:gridCol w:w="100"/>
+        <w:gridCol w:w="100"/>
+      </w:tblGrid>
+      <w:tr>
+        <w:trPr>
+          <w:cantSplit/>
+          <w:tblHeader/>
+        </w:trPr>
+        <w:tc>
+          <w:tcPr>
+            <w:shd w:fill="E8EEF7" w:color="auto" w:val="clear"/>
+            <w:tcMar>
+              <w:top w:type="dxa" w:w="40"/>
+              <w:left w:type="dxa" w:w="70"/>
+              <w:bottom w:type="dxa" w:w="40"/>
+              <w:right w:type="dxa" w:w="70"/>
+            </w:tcMar>
+            <w:vAlign w:val="center"/>
+          </w:tcPr>
+          <w:p>
+            <w:pPr>
+              <w:spacing w:after="0" w:before="0" w:line="260"/>
+              <w:jc w:val="center"/>
+            </w:pPr>
+            <w:r>
+              <w:rPr>
+                <w:rFonts w:ascii="Times New Roman" w:eastAsia="SimSun"/>
+                <w:b/>
+                <w:bCs/>
+                <w:color w:val="1F3864"/>
+                <w:sz w:val="18"/>
+                <w:szCs w:val="18"/>
+              </w:rPr>
+              <w:t xml:space="preserve">模型</w:t>
+            </w:r>
+          </w:p>
+        </w:tc>
+        <w:tc>
+          <w:tcPr>
+            <w:shd w:fill="E8EEF7" w:color="auto" w:val="clear"/>
+            <w:tcMar>
+              <w:top w:type="dxa" w:w="40"/>
+              <w:left w:type="dxa" w:w="70"/>
+              <w:bottom w:type="dxa" w:w="40"/>
+              <w:right w:type="dxa" w:w="70"/>
+            </w:tcMar>
+            <w:vAlign w:val="center"/>
+          </w:tcPr>
+          <w:p>
+            <w:pPr>
+              <w:spacing w:after="0" w:before="0" w:line="260"/>
+              <w:jc w:val="center"/>
+            </w:pPr>
+            <w:r>
+              <w:rPr>
+                <w:rFonts w:ascii="Times New Roman" w:eastAsia="SimSun"/>
+                <w:b/>
+                <w:bCs/>
+                <w:color w:val="1F3864"/>
+                <w:sz w:val="18"/>
+                <w:szCs w:val="18"/>
+              </w:rPr>
+              <w:t xml:space="preserve">可用区间</w:t>
+            </w:r>
+          </w:p>
+        </w:tc>
+        <w:tc>
+          <w:tcPr>
+            <w:shd w:fill="E8EEF7" w:color="auto" w:val="clear"/>
+            <w:tcMar>
+              <w:top w:type="dxa" w:w="40"/>
+              <w:left w:type="dxa" w:w="70"/>
+              <w:bottom w:type="dxa" w:w="40"/>
+              <w:right w:type="dxa" w:w="70"/>
+            </w:tcMar>
+            <w:vAlign w:val="center"/>
+          </w:tcPr>
+          <w:p>
+            <w:pPr>
+              <w:spacing w:after="0" w:before="0" w:line="260"/>
+              <w:jc w:val="center"/>
+            </w:pPr>
+            <w:r>
+              <w:rPr>
+                <w:rFonts w:ascii="Times New Roman" w:eastAsia="SimSun"/>
+                <w:b/>
+                <w:bCs/>
+                <w:color w:val="1F3864"/>
+                <w:sz w:val="18"/>
+                <w:szCs w:val="18"/>
+              </w:rPr>
+              <w:t xml:space="preserve">+25 dB 档判定</w:t>
+            </w:r>
+          </w:p>
+        </w:tc>
+      </w:tr>
+      <w:tr>
+        <w:trPr>
+          <w:cantSplit/>
+          <w:tblHeader w:val="false"/>
+        </w:trPr>
+        <w:tc>
+          <w:tcPr>
+            <w:tcMar>
+              <w:top w:type="dxa" w:w="40"/>
+              <w:left w:type="dxa" w:w="70"/>
+              <w:bottom w:type="dxa" w:w="40"/>
+              <w:right w:type="dxa" w:w="70"/>
+            </w:tcMar>
+            <w:vAlign w:val="center"/>
+          </w:tcPr>
+          <w:p>
+            <w:pPr>
+              <w:spacing w:after="0" w:before="0" w:line="260"/>
+              <w:jc w:val="left"/>
+            </w:pPr>
+            <w:r>
+              <w:rPr>
+                <w:rFonts w:ascii="Times New Roman" w:eastAsia="SimSun"/>
+                <w:b w:val="false"/>
+                <w:bCs w:val="false"/>
+                <w:color w:val="000000"/>
+                <w:sz w:val="18"/>
+                <w:szCs w:val="18"/>
+              </w:rPr>
+              <w:t xml:space="preserve">UL-UNAS</w:t>
+            </w:r>
+          </w:p>
+        </w:tc>
+        <w:tc>
+          <w:tcPr>
+            <w:tcMar>
+              <w:top w:type="dxa" w:w="40"/>
+              <w:left w:type="dxa" w:w="70"/>
+              <w:bottom w:type="dxa" w:w="40"/>
+              <w:right w:type="dxa" w:w="70"/>
+            </w:tcMar>
+            <w:vAlign w:val="center"/>
+          </w:tcPr>
+          <w:p>
+            <w:pPr>
+              <w:spacing w:after="0" w:before="0" w:line="260"/>
+              <w:jc w:val="left"/>
+            </w:pPr>
+            <w:r>
+              <w:rPr>
+                <w:rFonts w:ascii="Times New Roman" w:eastAsia="SimSun"/>
+                <w:b/>
+                <w:bCs/>
+                <w:color w:val="000000"/>
+                <w:sz w:val="18"/>
+                <w:szCs w:val="18"/>
+              </w:rPr>
+              <w:t xml:space="preserve">≤ +20 dB</w:t>
+            </w:r>
+            <w:r>
+              <w:rPr>
+                <w:rFonts w:ascii="Times New Roman" w:eastAsia="SimSun"/>
+                <w:b w:val="false"/>
+                <w:bCs w:val="false"/>
+                <w:color w:val="000000"/>
+                <w:sz w:val="18"/>
+                <w:szCs w:val="18"/>
+              </w:rPr>
+              <w:t xml:space="preserve">（d：+15dB 时 1.35、+20dB 时 0.78）</w:t>
+            </w:r>
+          </w:p>
+        </w:tc>
+        <w:tc>
+          <w:tcPr>
+            <w:tcMar>
+              <w:top w:type="dxa" w:w="40"/>
+              <w:left w:type="dxa" w:w="70"/>
+              <w:bottom w:type="dxa" w:w="40"/>
+              <w:right w:type="dxa" w:w="70"/>
+            </w:tcMar>
+            <w:vAlign w:val="center"/>
+          </w:tcPr>
+          <w:p>
+            <w:pPr>
+              <w:spacing w:after="0" w:before="0" w:line="260"/>
+              <w:jc w:val="left"/>
+            </w:pPr>
+            <w:r>
+              <w:rPr>
+                <w:rFonts w:ascii="Times New Roman" w:eastAsia="SimSun"/>
+                <w:b w:val="false"/>
+                <w:bCs w:val="false"/>
+                <w:color w:val="000000"/>
+                <w:sz w:val="18"/>
+                <w:szCs w:val="18"/>
+              </w:rPr>
+              <w:t xml:space="preserve">d=0.10 → </w:t>
+            </w:r>
+            <w:r>
+              <w:rPr>
+                <w:rFonts w:ascii="Times New Roman" w:eastAsia="SimSun"/>
+                <w:b/>
+                <w:bCs/>
+                <w:color w:val="000000"/>
+                <w:sz w:val="18"/>
+                <w:szCs w:val="18"/>
+              </w:rPr>
+              <w:t xml:space="preserve">旁路</w:t>
+            </w:r>
+          </w:p>
+        </w:tc>
+      </w:tr>
+      <w:tr>
+        <w:trPr>
+          <w:cantSplit/>
+          <w:tblHeader w:val="false"/>
+        </w:trPr>
+        <w:tc>
+          <w:tcPr>
+            <w:tcMar>
+              <w:top w:type="dxa" w:w="40"/>
+              <w:left w:type="dxa" w:w="70"/>
+              <w:bottom w:type="dxa" w:w="40"/>
+              <w:right w:type="dxa" w:w="70"/>
+            </w:tcMar>
+            <w:vAlign w:val="center"/>
+          </w:tcPr>
+          <w:p>
+            <w:pPr>
+              <w:spacing w:after="0" w:before="0" w:line="260"/>
+              <w:jc w:val="left"/>
+            </w:pPr>
+            <w:r>
+              <w:rPr>
+                <w:rFonts w:ascii="Times New Roman" w:eastAsia="SimSun"/>
+                <w:b w:val="false"/>
+                <w:bCs w:val="false"/>
+                <w:color w:val="000000"/>
+                <w:sz w:val="18"/>
+                <w:szCs w:val="18"/>
+              </w:rPr>
+              <w:t xml:space="preserve">GTCRN</w:t>
+            </w:r>
+          </w:p>
+        </w:tc>
+        <w:tc>
+          <w:tcPr>
+            <w:tcMar>
+              <w:top w:type="dxa" w:w="40"/>
+              <w:left w:type="dxa" w:w="70"/>
+              <w:bottom w:type="dxa" w:w="40"/>
+              <w:right w:type="dxa" w:w="70"/>
+            </w:tcMar>
+            <w:vAlign w:val="center"/>
+          </w:tcPr>
+          <w:p>
+            <w:pPr>
+              <w:spacing w:after="0" w:before="0" w:line="260"/>
+              <w:jc w:val="left"/>
+            </w:pPr>
+            <w:r>
+              <w:rPr>
+                <w:rFonts w:ascii="Times New Roman" w:eastAsia="SimSun"/>
+                <w:b/>
+                <w:bCs/>
+                <w:color w:val="000000"/>
+                <w:sz w:val="18"/>
+                <w:szCs w:val="18"/>
+              </w:rPr>
+              <w:t xml:space="preserve">≤ +20 dB</w:t>
+            </w:r>
+            <w:r>
+              <w:rPr>
+                <w:rFonts w:ascii="Times New Roman" w:eastAsia="SimSun"/>
+                <w:b w:val="false"/>
+                <w:bCs w:val="false"/>
+                <w:color w:val="000000"/>
+                <w:sz w:val="18"/>
+                <w:szCs w:val="18"/>
+              </w:rPr>
+              <w:t xml:space="preserve">（+20dB 时 0.63）</w:t>
+            </w:r>
+          </w:p>
+        </w:tc>
+        <w:tc>
+          <w:tcPr>
+            <w:tcMar>
+              <w:top w:type="dxa" w:w="40"/>
+              <w:left w:type="dxa" w:w="70"/>
+              <w:bottom w:type="dxa" w:w="40"/>
+              <w:right w:type="dxa" w:w="70"/>
+            </w:tcMar>
+            <w:vAlign w:val="center"/>
+          </w:tcPr>
+          <w:p>
+            <w:pPr>
+              <w:spacing w:after="0" w:before="0" w:line="260"/>
+              <w:jc w:val="left"/>
+            </w:pPr>
+            <w:r>
+              <w:rPr>
+                <w:rFonts w:ascii="Times New Roman" w:eastAsia="SimSun"/>
+                <w:b w:val="false"/>
+                <w:bCs w:val="false"/>
+                <w:color w:val="000000"/>
+                <w:sz w:val="18"/>
+                <w:szCs w:val="18"/>
+              </w:rPr>
+              <w:t xml:space="preserve">d=−0.09 → </w:t>
+            </w:r>
+            <w:r>
+              <w:rPr>
+                <w:rFonts w:ascii="Times New Roman" w:eastAsia="SimSun"/>
+                <w:b/>
+                <w:bCs/>
+                <w:color w:val="000000"/>
+                <w:sz w:val="18"/>
+                <w:szCs w:val="18"/>
+              </w:rPr>
+              <w:t xml:space="preserve">旁路</w:t>
+            </w:r>
+          </w:p>
+        </w:tc>
+      </w:tr>
+    </w:tbl>
+    <w:p>
+      <w:pPr>
+        <w:spacing w:after="120"/>
+      </w:pPr>
+    </w:p>
+    <w:p>
+      <w:pPr>
+        <w:spacing w:after="20" w:before="20" w:line="300"/>
+        <w:ind w:left="460" w:hanging="230"/>
+      </w:pPr>
+      <w:r>
+        <w:rPr>
+          <w:rFonts w:ascii="Times New Roman" w:eastAsia="SimSun"/>
+          <w:sz w:val="21"/>
+          <w:szCs w:val="21"/>
+        </w:rPr>
+        <w:t xml:space="preserve">5. </w:t>
+      </w:r>
+      <w:r>
+        <w:rPr>
+          <w:rFonts w:ascii="Times New Roman" w:eastAsia="SimSun"/>
+          <w:b/>
+          <w:bCs/>
+          <w:sz w:val="21"/>
+          <w:szCs w:val="21"/>
+        </w:rPr>
+        <w:t xml:space="preserve">临界点在 20–25 dB 之间</w:t>
+      </w:r>
+      <w:r>
+        <w:rPr>
+          <w:rFonts w:ascii="Times New Roman" w:eastAsia="SimSun"/>
+          <w:sz w:val="21"/>
+          <w:szCs w:val="21"/>
+        </w:rPr>
+        <w:t xml:space="preserve">，恰好与官方 Track 1 轻噪声条件的 SNR 区间（10–25 dB）交叠 → </w:t>
+      </w:r>
+      <w:r>
+        <w:rPr>
+          <w:rFonts w:ascii="Times New Roman" w:eastAsia="SimSun"/>
+          <w:b/>
+          <w:bCs/>
+          <w:sz w:val="21"/>
+          <w:szCs w:val="21"/>
+        </w:rPr>
+        <w:t xml:space="preserve">该问题在比赛数据上真实存在</w:t>
+      </w:r>
+      <w:r>
+        <w:rPr>
+          <w:rFonts w:ascii="Times New Roman" w:eastAsia="SimSun"/>
+          <w:sz w:val="21"/>
+          <w:szCs w:val="21"/>
+        </w:rPr>
+        <w:t xml:space="preserve">；</w:t>
+      </w:r>
+    </w:p>
+    <w:p>
+      <w:pPr>
+        <w:spacing w:after="20" w:before="20" w:line="300"/>
+        <w:ind w:left="460" w:hanging="230"/>
+      </w:pPr>
+      <w:r>
+        <w:rPr>
+          <w:rFonts w:ascii="Times New Roman" w:eastAsia="SimSun"/>
+          <w:sz w:val="21"/>
+          <w:szCs w:val="21"/>
+        </w:rPr>
+        <w:t xml:space="preserve">6. </w:t>
+      </w:r>
+      <w:r>
+        <w:rPr>
+          <w:rFonts w:ascii="Times New Roman" w:eastAsia="SimSun"/>
+          <w:b/>
+          <w:bCs/>
+          <w:sz w:val="21"/>
+          <w:szCs w:val="21"/>
+        </w:rPr>
         <w:t xml:space="preserve">可落地改进</w:t>
       </w:r>
       <w:r>
@@ -4899,7 +6132,7 @@
           <w:sz w:val="21"/>
           <w:szCs w:val="21"/>
         </w:rPr>
-        <w:t xml:space="preserve">（唯一净负收益场景）；</w:t>
+        <w:t xml:space="preserve">——该区间"收益可忽略（d≈0.1）却伴随 38–49% 的样本劣化"，是最该投入的改进点（门控后该档可回到 100% 不劣化）；</w:t>
       </w:r>
     </w:p>
     <w:p>
@@ -7110,6 +8343,882 @@
           <w:szCs w:val="21"/>
         </w:rPr>
         <w:t xml:space="preserve">：须选底线足够高（≥25 dB）的模型，UL-UNAS/GTCRN 满足，LiSenNet/MetricGAN+ 不满足。</w:t>
+      </w:r>
+    </w:p>
+    <w:p>
+      <w:pPr>
+        <w:pStyle w:val="Heading3"/>
+        <w:spacing w:after="100" w:before="200" w:line="312"/>
+      </w:pPr>
+      <w:r>
+        <w:rPr>
+          <w:rFonts w:ascii="Times New Roman" w:eastAsia="Microsoft YaHei"/>
+          <w:b/>
+          <w:bCs/>
+          <w:color w:val="1F3864"/>
+          <w:sz w:val="24"/>
+          <w:szCs w:val="24"/>
+        </w:rPr>
+        <w:t xml:space="preserve">7.3 结论审计（09-16 补充）</w:t>
+      </w:r>
+    </w:p>
+    <w:p>
+      <w:pPr>
+        <w:spacing w:after="60" w:before="20" w:line="300"/>
+        <w:ind w:firstLine="420"/>
+        <w:jc w:val="both"/>
+      </w:pPr>
+      <w:r>
+        <w:rPr>
+          <w:rFonts w:ascii="Times New Roman" w:eastAsia="SimSun"/>
+          <w:sz w:val="21"/>
+          <w:szCs w:val="21"/>
+        </w:rPr>
+        <w:t xml:space="preserve">对全部结论做了独立复算与交叉检验，结论与修正记录如下：</w:t>
+      </w:r>
+    </w:p>
+    <w:tbl>
+      <w:tblPr>
+        <w:tblW w:type="pct" w:w="100%"/>
+        <w:tblBorders>
+          <w:top w:val="single" w:color="BFBFBF" w:sz="4"/>
+          <w:left w:val="single" w:color="BFBFBF" w:sz="4"/>
+          <w:bottom w:val="single" w:color="BFBFBF" w:sz="4"/>
+          <w:right w:val="single" w:color="BFBFBF" w:sz="4"/>
+          <w:insideH w:val="single" w:color="BFBFBF" w:sz="4"/>
+          <w:insideV w:val="single" w:color="BFBFBF" w:sz="4"/>
+        </w:tblBorders>
+      </w:tblPr>
+      <w:tblGrid>
+        <w:gridCol w:w="100"/>
+        <w:gridCol w:w="100"/>
+        <w:gridCol w:w="100"/>
+      </w:tblGrid>
+      <w:tr>
+        <w:trPr>
+          <w:cantSplit/>
+          <w:tblHeader/>
+        </w:trPr>
+        <w:tc>
+          <w:tcPr>
+            <w:shd w:fill="E8EEF7" w:color="auto" w:val="clear"/>
+            <w:tcMar>
+              <w:top w:type="dxa" w:w="40"/>
+              <w:left w:type="dxa" w:w="70"/>
+              <w:bottom w:type="dxa" w:w="40"/>
+              <w:right w:type="dxa" w:w="70"/>
+            </w:tcMar>
+            <w:vAlign w:val="center"/>
+          </w:tcPr>
+          <w:p>
+            <w:pPr>
+              <w:spacing w:after="0" w:before="0" w:line="260"/>
+              <w:jc w:val="center"/>
+            </w:pPr>
+            <w:r>
+              <w:rPr>
+                <w:rFonts w:ascii="Times New Roman" w:eastAsia="SimSun"/>
+                <w:b/>
+                <w:bCs/>
+                <w:color w:val="1F3864"/>
+                <w:sz w:val="18"/>
+                <w:szCs w:val="18"/>
+              </w:rPr>
+              <w:t xml:space="preserve">审计项</w:t>
+            </w:r>
+          </w:p>
+        </w:tc>
+        <w:tc>
+          <w:tcPr>
+            <w:shd w:fill="E8EEF7" w:color="auto" w:val="clear"/>
+            <w:tcMar>
+              <w:top w:type="dxa" w:w="40"/>
+              <w:left w:type="dxa" w:w="70"/>
+              <w:bottom w:type="dxa" w:w="40"/>
+              <w:right w:type="dxa" w:w="70"/>
+            </w:tcMar>
+            <w:vAlign w:val="center"/>
+          </w:tcPr>
+          <w:p>
+            <w:pPr>
+              <w:spacing w:after="0" w:before="0" w:line="260"/>
+              <w:jc w:val="center"/>
+            </w:pPr>
+            <w:r>
+              <w:rPr>
+                <w:rFonts w:ascii="Times New Roman" w:eastAsia="SimSun"/>
+                <w:b/>
+                <w:bCs/>
+                <w:color w:val="1F3864"/>
+                <w:sz w:val="18"/>
+                <w:szCs w:val="18"/>
+              </w:rPr>
+              <w:t xml:space="preserve">方法</w:t>
+            </w:r>
+          </w:p>
+        </w:tc>
+        <w:tc>
+          <w:tcPr>
+            <w:shd w:fill="E8EEF7" w:color="auto" w:val="clear"/>
+            <w:tcMar>
+              <w:top w:type="dxa" w:w="40"/>
+              <w:left w:type="dxa" w:w="70"/>
+              <w:bottom w:type="dxa" w:w="40"/>
+              <w:right w:type="dxa" w:w="70"/>
+            </w:tcMar>
+            <w:vAlign w:val="center"/>
+          </w:tcPr>
+          <w:p>
+            <w:pPr>
+              <w:spacing w:after="0" w:before="0" w:line="260"/>
+              <w:jc w:val="center"/>
+            </w:pPr>
+            <w:r>
+              <w:rPr>
+                <w:rFonts w:ascii="Times New Roman" w:eastAsia="SimSun"/>
+                <w:b/>
+                <w:bCs/>
+                <w:color w:val="1F3864"/>
+                <w:sz w:val="18"/>
+                <w:szCs w:val="18"/>
+              </w:rPr>
+              <w:t xml:space="preserve">结果</w:t>
+            </w:r>
+          </w:p>
+        </w:tc>
+      </w:tr>
+      <w:tr>
+        <w:trPr>
+          <w:cantSplit/>
+          <w:tblHeader w:val="false"/>
+        </w:trPr>
+        <w:tc>
+          <w:tcPr>
+            <w:tcMar>
+              <w:top w:type="dxa" w:w="40"/>
+              <w:left w:type="dxa" w:w="70"/>
+              <w:bottom w:type="dxa" w:w="40"/>
+              <w:right w:type="dxa" w:w="70"/>
+            </w:tcMar>
+            <w:vAlign w:val="center"/>
+          </w:tcPr>
+          <w:p>
+            <w:pPr>
+              <w:spacing w:after="0" w:before="0" w:line="260"/>
+              <w:jc w:val="left"/>
+            </w:pPr>
+            <w:r>
+              <w:rPr>
+                <w:rFonts w:ascii="Times New Roman" w:eastAsia="SimSun"/>
+                <w:b w:val="false"/>
+                <w:bCs w:val="false"/>
+                <w:color w:val="000000"/>
+                <w:sz w:val="18"/>
+                <w:szCs w:val="18"/>
+              </w:rPr>
+              <w:t xml:space="preserve">全部 ΔSI-SDR 数字</w:t>
+            </w:r>
+          </w:p>
+        </w:tc>
+        <w:tc>
+          <w:tcPr>
+            <w:tcMar>
+              <w:top w:type="dxa" w:w="40"/>
+              <w:left w:type="dxa" w:w="70"/>
+              <w:bottom w:type="dxa" w:w="40"/>
+              <w:right w:type="dxa" w:w="70"/>
+            </w:tcMar>
+            <w:vAlign w:val="center"/>
+          </w:tcPr>
+          <w:p>
+            <w:pPr>
+              <w:spacing w:after="0" w:before="0" w:line="260"/>
+              <w:jc w:val="left"/>
+            </w:pPr>
+            <w:r>
+              <w:rPr>
+                <w:rFonts w:ascii="Times New Roman" w:eastAsia="SimSun"/>
+                <w:b w:val="false"/>
+                <w:bCs w:val="false"/>
+                <w:color w:val="000000"/>
+                <w:sz w:val="18"/>
+                <w:szCs w:val="18"/>
+              </w:rPr>
+              <w:t xml:space="preserve">从逐文件 CSV 独立重算</w:t>
+            </w:r>
+          </w:p>
+        </w:tc>
+        <w:tc>
+          <w:tcPr>
+            <w:tcMar>
+              <w:top w:type="dxa" w:w="40"/>
+              <w:left w:type="dxa" w:w="70"/>
+              <w:bottom w:type="dxa" w:w="40"/>
+              <w:right w:type="dxa" w:w="70"/>
+            </w:tcMar>
+            <w:vAlign w:val="center"/>
+          </w:tcPr>
+          <w:p>
+            <w:pPr>
+              <w:spacing w:after="0" w:before="0" w:line="260"/>
+              <w:jc w:val="left"/>
+            </w:pPr>
+            <w:r>
+              <w:rPr>
+                <w:rFonts w:ascii="Times New Roman" w:eastAsia="SimSun"/>
+                <w:b w:val="false"/>
+                <w:bCs w:val="false"/>
+                <w:color w:val="000000"/>
+                <w:sz w:val="18"/>
+                <w:szCs w:val="18"/>
+              </w:rPr>
+              <w:t xml:space="preserve">✅ 与报告一致</w:t>
+            </w:r>
+          </w:p>
+        </w:tc>
+      </w:tr>
+      <w:tr>
+        <w:trPr>
+          <w:cantSplit/>
+          <w:tblHeader w:val="false"/>
+        </w:trPr>
+        <w:tc>
+          <w:tcPr>
+            <w:tcMar>
+              <w:top w:type="dxa" w:w="40"/>
+              <w:left w:type="dxa" w:w="70"/>
+              <w:bottom w:type="dxa" w:w="40"/>
+              <w:right w:type="dxa" w:w="70"/>
+            </w:tcMar>
+            <w:vAlign w:val="center"/>
+          </w:tcPr>
+          <w:p>
+            <w:pPr>
+              <w:spacing w:after="0" w:before="0" w:line="260"/>
+              <w:jc w:val="left"/>
+            </w:pPr>
+            <w:r>
+              <w:rPr>
+                <w:rFonts w:ascii="Times New Roman" w:eastAsia="SimSun"/>
+                <w:b w:val="false"/>
+                <w:bCs w:val="false"/>
+                <w:color w:val="000000"/>
+                <w:sz w:val="18"/>
+                <w:szCs w:val="18"/>
+              </w:rPr>
+              <w:t xml:space="preserve">hold 率（92.5% / 90.4% / 41.6%）</w:t>
+            </w:r>
+          </w:p>
+        </w:tc>
+        <w:tc>
+          <w:tcPr>
+            <w:tcMar>
+              <w:top w:type="dxa" w:w="40"/>
+              <w:left w:type="dxa" w:w="70"/>
+              <w:bottom w:type="dxa" w:w="40"/>
+              <w:right w:type="dxa" w:w="70"/>
+            </w:tcMar>
+            <w:vAlign w:val="center"/>
+          </w:tcPr>
+          <w:p>
+            <w:pPr>
+              <w:spacing w:after="0" w:before="0" w:line="260"/>
+              <w:jc w:val="left"/>
+            </w:pPr>
+            <w:r>
+              <w:rPr>
+                <w:rFonts w:ascii="Times New Roman" w:eastAsia="SimSun"/>
+                <w:b w:val="false"/>
+                <w:bCs w:val="false"/>
+                <w:color w:val="000000"/>
+                <w:sz w:val="18"/>
+                <w:szCs w:val="18"/>
+              </w:rPr>
+              <w:t xml:space="preserve">独立重算</w:t>
+            </w:r>
+          </w:p>
+        </w:tc>
+        <w:tc>
+          <w:tcPr>
+            <w:tcMar>
+              <w:top w:type="dxa" w:w="40"/>
+              <w:left w:type="dxa" w:w="70"/>
+              <w:bottom w:type="dxa" w:w="40"/>
+              <w:right w:type="dxa" w:w="70"/>
+            </w:tcMar>
+            <w:vAlign w:val="center"/>
+          </w:tcPr>
+          <w:p>
+            <w:pPr>
+              <w:spacing w:after="0" w:before="0" w:line="260"/>
+              <w:jc w:val="left"/>
+            </w:pPr>
+            <w:r>
+              <w:rPr>
+                <w:rFonts w:ascii="Times New Roman" w:eastAsia="SimSun"/>
+                <w:b w:val="false"/>
+                <w:bCs w:val="false"/>
+                <w:color w:val="000000"/>
+                <w:sz w:val="18"/>
+                <w:szCs w:val="18"/>
+              </w:rPr>
+              <w:t xml:space="preserve">✅ 一致</w:t>
+            </w:r>
+          </w:p>
+        </w:tc>
+      </w:tr>
+      <w:tr>
+        <w:trPr>
+          <w:cantSplit/>
+          <w:tblHeader w:val="false"/>
+        </w:trPr>
+        <w:tc>
+          <w:tcPr>
+            <w:tcMar>
+              <w:top w:type="dxa" w:w="40"/>
+              <w:left w:type="dxa" w:w="70"/>
+              <w:bottom w:type="dxa" w:w="40"/>
+              <w:right w:type="dxa" w:w="70"/>
+            </w:tcMar>
+            <w:vAlign w:val="center"/>
+          </w:tcPr>
+          <w:p>
+            <w:pPr>
+              <w:spacing w:after="0" w:before="0" w:line="260"/>
+              <w:jc w:val="left"/>
+            </w:pPr>
+            <w:r>
+              <w:rPr>
+                <w:rFonts w:ascii="Times New Roman" w:eastAsia="SimSun"/>
+                <w:b/>
+                <w:bCs/>
+                <w:color w:val="000000"/>
+                <w:sz w:val="18"/>
+                <w:szCs w:val="18"/>
+              </w:rPr>
+              <w:t xml:space="preserve">ΔLSD"翻转"是否真实</w:t>
+            </w:r>
+          </w:p>
+        </w:tc>
+        <w:tc>
+          <w:tcPr>
+            <w:tcMar>
+              <w:top w:type="dxa" w:w="40"/>
+              <w:left w:type="dxa" w:w="70"/>
+              <w:bottom w:type="dxa" w:w="40"/>
+              <w:right w:type="dxa" w:w="70"/>
+            </w:tcMar>
+            <w:vAlign w:val="center"/>
+          </w:tcPr>
+          <w:p>
+            <w:pPr>
+              <w:spacing w:after="0" w:before="0" w:line="260"/>
+              <w:jc w:val="left"/>
+            </w:pPr>
+            <w:r>
+              <w:rPr>
+                <w:rFonts w:ascii="Times New Roman" w:eastAsia="SimSun"/>
+                <w:b w:val="false"/>
+                <w:bCs w:val="false"/>
+                <w:color w:val="000000"/>
+                <w:sz w:val="18"/>
+                <w:szCs w:val="18"/>
+              </w:rPr>
+              <w:t xml:space="preserve">重新推理 25 条/档，对比 base/enh LSD</w:t>
+            </w:r>
+          </w:p>
+        </w:tc>
+        <w:tc>
+          <w:tcPr>
+            <w:tcMar>
+              <w:top w:type="dxa" w:w="40"/>
+              <w:left w:type="dxa" w:w="70"/>
+              <w:bottom w:type="dxa" w:w="40"/>
+              <w:right w:type="dxa" w:w="70"/>
+            </w:tcMar>
+            <w:vAlign w:val="center"/>
+          </w:tcPr>
+          <w:p>
+            <w:pPr>
+              <w:spacing w:after="0" w:before="0" w:line="260"/>
+              <w:jc w:val="left"/>
+            </w:pPr>
+            <w:r>
+              <w:rPr>
+                <w:rFonts w:ascii="Times New Roman" w:eastAsia="SimSun"/>
+                <w:b w:val="false"/>
+                <w:bCs w:val="false"/>
+                <w:color w:val="000000"/>
+                <w:sz w:val="18"/>
+                <w:szCs w:val="18"/>
+              </w:rPr>
+              <w:t xml:space="preserve">✅ </w:t>
+            </w:r>
+            <w:r>
+              <w:rPr>
+                <w:rFonts w:ascii="Times New Roman" w:eastAsia="SimSun"/>
+                <w:b/>
+                <w:bCs/>
+                <w:color w:val="000000"/>
+                <w:sz w:val="18"/>
+                <w:szCs w:val="18"/>
+              </w:rPr>
+              <w:t xml:space="preserve">真实</w:t>
+            </w:r>
+            <w:r>
+              <w:rPr>
+                <w:rFonts w:ascii="Times New Roman" w:eastAsia="SimSun"/>
+                <w:b w:val="false"/>
+                <w:bCs w:val="false"/>
+                <w:color w:val="000000"/>
+                <w:sz w:val="18"/>
+                <w:szCs w:val="18"/>
+              </w:rPr>
+              <w:t xml:space="preserve">（−9.69 → −3.06 → </w:t>
+            </w:r>
+            <w:r>
+              <w:rPr>
+                <w:rFonts w:ascii="Times New Roman" w:eastAsia="SimSun"/>
+                <w:b/>
+                <w:bCs/>
+                <w:color w:val="000000"/>
+                <w:sz w:val="18"/>
+                <w:szCs w:val="18"/>
+              </w:rPr>
+              <w:t xml:space="preserve">+2.38</w:t>
+            </w:r>
+            <w:r>
+              <w:rPr>
+                <w:rFonts w:ascii="Times New Roman" w:eastAsia="SimSun"/>
+                <w:b w:val="false"/>
+                <w:bCs w:val="false"/>
+                <w:color w:val="000000"/>
+                <w:sz w:val="18"/>
+                <w:szCs w:val="18"/>
+              </w:rPr>
+              <w:t xml:space="preserve">）</w:t>
+            </w:r>
+          </w:p>
+        </w:tc>
+      </w:tr>
+      <w:tr>
+        <w:trPr>
+          <w:cantSplit/>
+          <w:tblHeader w:val="false"/>
+        </w:trPr>
+        <w:tc>
+          <w:tcPr>
+            <w:tcMar>
+              <w:top w:type="dxa" w:w="40"/>
+              <w:left w:type="dxa" w:w="70"/>
+              <w:bottom w:type="dxa" w:w="40"/>
+              <w:right w:type="dxa" w:w="70"/>
+            </w:tcMar>
+            <w:vAlign w:val="center"/>
+          </w:tcPr>
+          <w:p>
+            <w:pPr>
+              <w:spacing w:after="0" w:before="0" w:line="260"/>
+              <w:jc w:val="left"/>
+            </w:pPr>
+            <w:r>
+              <w:rPr>
+                <w:rFonts w:ascii="Times New Roman" w:eastAsia="SimSun"/>
+                <w:b w:val="false"/>
+                <w:bCs w:val="false"/>
+                <w:color w:val="000000"/>
+                <w:sz w:val="18"/>
+                <w:szCs w:val="18"/>
+              </w:rPr>
+              <w:t xml:space="preserve">LSD 是否被峰值归一化污染</w:t>
+            </w:r>
+          </w:p>
+        </w:tc>
+        <w:tc>
+          <w:tcPr>
+            <w:tcMar>
+              <w:top w:type="dxa" w:w="40"/>
+              <w:left w:type="dxa" w:w="70"/>
+              <w:bottom w:type="dxa" w:w="40"/>
+              <w:right w:type="dxa" w:w="70"/>
+            </w:tcMar>
+            <w:vAlign w:val="center"/>
+          </w:tcPr>
+          <w:p>
+            <w:pPr>
+              <w:spacing w:after="0" w:before="0" w:line="260"/>
+              <w:jc w:val="left"/>
+            </w:pPr>
+            <w:r>
+              <w:rPr>
+                <w:rFonts w:ascii="Times New Roman" w:eastAsia="SimSun"/>
+                <w:b w:val="false"/>
+                <w:bCs w:val="false"/>
+                <w:color w:val="000000"/>
+                <w:sz w:val="18"/>
+                <w:szCs w:val="18"/>
+              </w:rPr>
+              <w:t xml:space="preserve">对比 raw LSD 与增益对齐 LSD</w:t>
+            </w:r>
+          </w:p>
+        </w:tc>
+        <w:tc>
+          <w:tcPr>
+            <w:tcMar>
+              <w:top w:type="dxa" w:w="40"/>
+              <w:left w:type="dxa" w:w="70"/>
+              <w:bottom w:type="dxa" w:w="40"/>
+              <w:right w:type="dxa" w:w="70"/>
+            </w:tcMar>
+            <w:vAlign w:val="center"/>
+          </w:tcPr>
+          <w:p>
+            <w:pPr>
+              <w:spacing w:after="0" w:before="0" w:line="260"/>
+              <w:jc w:val="left"/>
+            </w:pPr>
+            <w:r>
+              <w:rPr>
+                <w:rFonts w:ascii="Times New Roman" w:eastAsia="SimSun"/>
+                <w:b w:val="false"/>
+                <w:bCs w:val="false"/>
+                <w:color w:val="000000"/>
+                <w:sz w:val="18"/>
+                <w:szCs w:val="18"/>
+              </w:rPr>
+              <w:t xml:space="preserve">✅ </w:t>
+            </w:r>
+            <w:r>
+              <w:rPr>
+                <w:rFonts w:ascii="Times New Roman" w:eastAsia="SimSun"/>
+                <w:b/>
+                <w:bCs/>
+                <w:color w:val="000000"/>
+                <w:sz w:val="18"/>
+                <w:szCs w:val="18"/>
+              </w:rPr>
+              <w:t xml:space="preserve">未污染</w:t>
+            </w:r>
+            <w:r>
+              <w:rPr>
+                <w:rFonts w:ascii="Times New Roman" w:eastAsia="SimSun"/>
+                <w:b w:val="false"/>
+                <w:bCs w:val="false"/>
+                <w:color w:val="000000"/>
+                <w:sz w:val="18"/>
+                <w:szCs w:val="18"/>
+              </w:rPr>
+              <w:t xml:space="preserve">（影响仅 0.02–0.41 dB）</w:t>
+            </w:r>
+          </w:p>
+        </w:tc>
+      </w:tr>
+      <w:tr>
+        <w:trPr>
+          <w:cantSplit/>
+          <w:tblHeader w:val="false"/>
+        </w:trPr>
+        <w:tc>
+          <w:tcPr>
+            <w:tcMar>
+              <w:top w:type="dxa" w:w="40"/>
+              <w:left w:type="dxa" w:w="70"/>
+              <w:bottom w:type="dxa" w:w="40"/>
+              <w:right w:type="dxa" w:w="70"/>
+            </w:tcMar>
+            <w:vAlign w:val="center"/>
+          </w:tcPr>
+          <w:p>
+            <w:pPr>
+              <w:spacing w:after="0" w:before="0" w:line="260"/>
+              <w:jc w:val="left"/>
+            </w:pPr>
+            <w:r>
+              <w:rPr>
+                <w:rFonts w:ascii="Times New Roman" w:eastAsia="SimSun"/>
+                <w:b w:val="false"/>
+                <w:bCs w:val="false"/>
+                <w:color w:val="000000"/>
+                <w:sz w:val="18"/>
+                <w:szCs w:val="18"/>
+              </w:rPr>
+              <w:t xml:space="preserve">与官方测试集交叉验证</w:t>
+            </w:r>
+          </w:p>
+        </w:tc>
+        <w:tc>
+          <w:tcPr>
+            <w:tcMar>
+              <w:top w:type="dxa" w:w="40"/>
+              <w:left w:type="dxa" w:w="70"/>
+              <w:bottom w:type="dxa" w:w="40"/>
+              <w:right w:type="dxa" w:w="70"/>
+            </w:tcMar>
+            <w:vAlign w:val="center"/>
+          </w:tcPr>
+          <w:p>
+            <w:pPr>
+              <w:spacing w:after="0" w:before="0" w:line="260"/>
+              <w:jc w:val="left"/>
+            </w:pPr>
+            <w:r>
+              <w:rPr>
+                <w:rFonts w:ascii="Times New Roman" w:eastAsia="SimSun"/>
+                <w:b w:val="false"/>
+                <w:bCs w:val="false"/>
+                <w:color w:val="000000"/>
+                <w:sz w:val="18"/>
+                <w:szCs w:val="18"/>
+              </w:rPr>
+              <w:t xml:space="preserve">另一数据集独立评测</w:t>
+            </w:r>
+          </w:p>
+        </w:tc>
+        <w:tc>
+          <w:tcPr>
+            <w:tcMar>
+              <w:top w:type="dxa" w:w="40"/>
+              <w:left w:type="dxa" w:w="70"/>
+              <w:bottom w:type="dxa" w:w="40"/>
+              <w:right w:type="dxa" w:w="70"/>
+            </w:tcMar>
+            <w:vAlign w:val="center"/>
+          </w:tcPr>
+          <w:p>
+            <w:pPr>
+              <w:spacing w:after="0" w:before="0" w:line="260"/>
+              <w:jc w:val="left"/>
+            </w:pPr>
+            <w:r>
+              <w:rPr>
+                <w:rFonts w:ascii="Times New Roman" w:eastAsia="SimSun"/>
+                <w:b w:val="false"/>
+                <w:bCs w:val="false"/>
+                <w:color w:val="000000"/>
+                <w:sz w:val="18"/>
+                <w:szCs w:val="18"/>
+              </w:rPr>
+              <w:t xml:space="preserve">✅ 一致（91.6% vs 92.5%）</w:t>
+            </w:r>
+          </w:p>
+        </w:tc>
+      </w:tr>
+      <w:tr>
+        <w:trPr>
+          <w:cantSplit/>
+          <w:tblHeader w:val="false"/>
+        </w:trPr>
+        <w:tc>
+          <w:tcPr>
+            <w:tcMar>
+              <w:top w:type="dxa" w:w="40"/>
+              <w:left w:type="dxa" w:w="70"/>
+              <w:bottom w:type="dxa" w:w="40"/>
+              <w:right w:type="dxa" w:w="70"/>
+            </w:tcMar>
+            <w:vAlign w:val="center"/>
+          </w:tcPr>
+          <w:p>
+            <w:pPr>
+              <w:spacing w:after="0" w:before="0" w:line="260"/>
+              <w:jc w:val="left"/>
+            </w:pPr>
+            <w:r>
+              <w:rPr>
+                <w:rFonts w:ascii="Times New Roman" w:eastAsia="SimSun"/>
+                <w:b/>
+                <w:bCs/>
+                <w:color w:val="000000"/>
+                <w:sz w:val="18"/>
+                <w:szCs w:val="18"/>
+              </w:rPr>
+              <w:t xml:space="preserve">+25 dB 档"增益为负"</w:t>
+            </w:r>
+          </w:p>
+        </w:tc>
+        <w:tc>
+          <w:tcPr>
+            <w:tcMar>
+              <w:top w:type="dxa" w:w="40"/>
+              <w:left w:type="dxa" w:w="70"/>
+              <w:bottom w:type="dxa" w:w="40"/>
+              <w:right w:type="dxa" w:w="70"/>
+            </w:tcMar>
+            <w:vAlign w:val="center"/>
+          </w:tcPr>
+          <w:p>
+            <w:pPr>
+              <w:spacing w:after="0" w:before="0" w:line="260"/>
+              <w:jc w:val="left"/>
+            </w:pPr>
+            <w:r>
+              <w:rPr>
+                <w:rFonts w:ascii="Times New Roman" w:eastAsia="SimSun"/>
+                <w:b w:val="false"/>
+                <w:bCs w:val="false"/>
+                <w:color w:val="000000"/>
+                <w:sz w:val="18"/>
+                <w:szCs w:val="18"/>
+              </w:rPr>
+              <w:t xml:space="preserve">单样本 t 检验 + 效应量</w:t>
+            </w:r>
+          </w:p>
+        </w:tc>
+        <w:tc>
+          <w:tcPr>
+            <w:tcMar>
+              <w:top w:type="dxa" w:w="40"/>
+              <w:left w:type="dxa" w:w="70"/>
+              <w:bottom w:type="dxa" w:w="40"/>
+              <w:right w:type="dxa" w:w="70"/>
+            </w:tcMar>
+            <w:vAlign w:val="center"/>
+          </w:tcPr>
+          <w:p>
+            <w:pPr>
+              <w:spacing w:after="0" w:before="0" w:line="260"/>
+              <w:jc w:val="left"/>
+            </w:pPr>
+            <w:r>
+              <w:rPr>
+                <w:rFonts w:ascii="Times New Roman" w:eastAsia="SimSun"/>
+                <w:b w:val="false"/>
+                <w:bCs w:val="false"/>
+                <w:color w:val="000000"/>
+                <w:sz w:val="18"/>
+                <w:szCs w:val="18"/>
+              </w:rPr>
+              <w:t xml:space="preserve">⚠️ </w:t>
+            </w:r>
+            <w:r>
+              <w:rPr>
+                <w:rFonts w:ascii="Times New Roman" w:eastAsia="SimSun"/>
+                <w:b/>
+                <w:bCs/>
+                <w:color w:val="000000"/>
+                <w:sz w:val="18"/>
+                <w:szCs w:val="18"/>
+              </w:rPr>
+              <w:t xml:space="preserve">已修正</w:t>
+            </w:r>
+            <w:r>
+              <w:rPr>
+                <w:rFonts w:ascii="Times New Roman" w:eastAsia="SimSun"/>
+                <w:b w:val="false"/>
+                <w:bCs w:val="false"/>
+                <w:color w:val="000000"/>
+                <w:sz w:val="18"/>
+                <w:szCs w:val="18"/>
+              </w:rPr>
+              <w:t xml:space="preserve">：UL-UNAS 为 +0.42（显著但 d=0.10 可忽略）；GTCRN 为 −0.36（显著为负）。</w:t>
+            </w:r>
+            <w:r>
+              <w:rPr>
+                <w:rFonts w:ascii="Times New Roman" w:eastAsia="SimSun"/>
+                <w:b/>
+                <w:bCs/>
+                <w:color w:val="000000"/>
+                <w:sz w:val="18"/>
+                <w:szCs w:val="18"/>
+              </w:rPr>
+              <w:t xml:space="preserve">两者效应量均属"可忽略"</w:t>
+            </w:r>
+          </w:p>
+        </w:tc>
+      </w:tr>
+    </w:tbl>
+    <w:p>
+      <w:pPr>
+        <w:spacing w:after="120"/>
+      </w:pPr>
+    </w:p>
+    <w:p>
+      <w:pPr>
+        <w:spacing w:after="60" w:before="20" w:line="300"/>
+        <w:ind w:firstLine="420"/>
+        <w:jc w:val="both"/>
+      </w:pPr>
+      <w:r>
+        <w:rPr>
+          <w:rFonts w:ascii="Times New Roman" w:eastAsia="SimSun"/>
+          <w:b/>
+          <w:bCs/>
+          <w:sz w:val="21"/>
+          <w:szCs w:val="21"/>
+        </w:rPr>
+        <w:t xml:space="preserve">审计发现的两处方法学要点</w:t>
+      </w:r>
+      <w:r>
+        <w:rPr>
+          <w:rFonts w:ascii="Times New Roman" w:eastAsia="SimSun"/>
+          <w:sz w:val="21"/>
+          <w:szCs w:val="21"/>
+        </w:rPr>
+        <w:t xml:space="preserve">：</w:t>
+      </w:r>
+    </w:p>
+    <w:p>
+      <w:pPr>
+        <w:spacing w:after="20" w:before="20" w:line="300"/>
+        <w:ind w:left="460" w:hanging="230"/>
+      </w:pPr>
+      <w:r>
+        <w:rPr>
+          <w:rFonts w:ascii="Times New Roman" w:eastAsia="SimSun"/>
+          <w:sz w:val="21"/>
+          <w:szCs w:val="21"/>
+        </w:rPr>
+        <w:t xml:space="preserve">1. </w:t>
+      </w:r>
+      <w:r>
+        <w:rPr>
+          <w:rFonts w:ascii="Times New Roman" w:eastAsia="SimSun"/>
+          <w:b/>
+          <w:bCs/>
+          <w:sz w:val="21"/>
+          <w:szCs w:val="21"/>
+        </w:rPr>
+        <w:t xml:space="preserve">高 SNR 档不能用平均增益判断好坏</w:t>
+      </w:r>
+      <w:r>
+        <w:rPr>
+          <w:rFonts w:ascii="Times New Roman" w:eastAsia="SimSun"/>
+          <w:sz w:val="21"/>
+          <w:szCs w:val="21"/>
+        </w:rPr>
+        <w:t xml:space="preserve">——均值会被大标准差掩盖（std 4.14 dB ≫ 均值 0.42 dB），必须看逐样本不劣化率；</w:t>
+      </w:r>
+    </w:p>
+    <w:p>
+      <w:pPr>
+        <w:spacing w:after="20" w:before="20" w:line="300"/>
+        <w:ind w:left="460" w:hanging="230"/>
+      </w:pPr>
+      <w:r>
+        <w:rPr>
+          <w:rFonts w:ascii="Times New Roman" w:eastAsia="SimSun"/>
+          <w:sz w:val="21"/>
+          <w:szCs w:val="21"/>
+        </w:rPr>
+        <w:t xml:space="preserve">2. </w:t>
+      </w:r>
+      <w:r>
+        <w:rPr>
+          <w:rFonts w:ascii="Times New Roman" w:eastAsia="SimSun"/>
+          <w:b/>
+          <w:bCs/>
+          <w:sz w:val="21"/>
+          <w:szCs w:val="21"/>
+        </w:rPr>
+        <w:t xml:space="preserve">+25 dB 档存在指标分歧</w:t>
+      </w:r>
+      <w:r>
+        <w:rPr>
+          <w:rFonts w:ascii="Times New Roman" w:eastAsia="SimSun"/>
+          <w:sz w:val="21"/>
+          <w:szCs w:val="21"/>
+        </w:rPr>
+        <w:t xml:space="preserve">：ΔSI-SDR 为正（+1.05，时域保真略好）而 ΔLSD 为正号（+2.38，谱形状变差）——又一例"客观指标互相矛盾"，需以主观听测为准。</w:t>
       </w:r>
     </w:p>
     <w:sectPr>
